--- a/PereverzaEA_Practice_3rd-course/Отчет_3курс_ПереверзаЕА.docx
+++ b/PereverzaEA_Practice_3rd-course/Отчет_3курс_ПереверзаЕА.docx
@@ -169,7 +169,7 @@
               </wp:anchor>
             </w:drawing>
           </mc:Choice>
-          <mc:Fallback xmlns:dgm="http://schemas.openxmlformats.org/drawingml/2006/diagram" xmlns:lc="http://schemas.openxmlformats.org/drawingml/2006/lockedCanvas" xmlns:c="http://schemas.openxmlformats.org/drawingml/2006/chart" xmlns:pic="http://schemas.openxmlformats.org/drawingml/2006/picture" xmlns:a="http://schemas.openxmlformats.org/drawingml/2006/main" xmlns:sl="http://schemas.openxmlformats.org/schemaLibrary/2006/main" xmlns:w16sdtfl="http://schemas.microsoft.com/office/word/2024/wordml/sdtformatlock" xmlns:w16du="http://schemas.microsoft.com/office/word/2023/wordml/word16du" xmlns:oel="http://schemas.microsoft.com/office/2019/extlst">
+          <mc:Fallback xmlns:oel="http://schemas.microsoft.com/office/2019/extlst" xmlns:w16du="http://schemas.microsoft.com/office/word/2023/wordml/word16du" xmlns:w16sdtfl="http://schemas.microsoft.com/office/word/2024/wordml/sdtformatlock" xmlns:sl="http://schemas.openxmlformats.org/schemaLibrary/2006/main" xmlns:a="http://schemas.openxmlformats.org/drawingml/2006/main" xmlns:pic="http://schemas.openxmlformats.org/drawingml/2006/picture" xmlns:c="http://schemas.openxmlformats.org/drawingml/2006/chart" xmlns:lc="http://schemas.openxmlformats.org/drawingml/2006/lockedCanvas" xmlns:dgm="http://schemas.openxmlformats.org/drawingml/2006/diagram">
             <w:drawing>
               <wp:anchor allowOverlap="1" behindDoc="0" distB="4294967295" distT="4294967295" distL="114300" distR="114300" hidden="0" layoutInCell="1" locked="0" relativeHeight="0" simplePos="0">
                 <wp:simplePos x="0" y="0"/>
@@ -376,15 +376,7 @@
           <w:sz w:val="26"/>
           <w:szCs w:val="26"/>
         </w:rPr>
-        <w:t>по направлению “09.03.01 – Информатик</w:t>
-      </w:r>
-      <w:r>
-        <w:rPr>
-          <w:rFonts w:ascii="Times New Roman" w:eastAsia="Times New Roman" w:hAnsi="Times New Roman"/>
-          <w:sz w:val="26"/>
-          <w:szCs w:val="26"/>
-        </w:rPr>
-        <w:t xml:space="preserve">а и вычислительная </w:t>
+        <w:t xml:space="preserve">по направлению “09.03.01 – Информатика и вычислительная </w:t>
       </w:r>
       <w:r>
         <w:rPr>
@@ -549,15 +541,7 @@
           <w:sz w:val="26"/>
           <w:szCs w:val="26"/>
         </w:rPr>
-        <w:t>Руководитель</w:t>
-      </w:r>
-      <w:r>
-        <w:rPr>
-          <w:rFonts w:ascii="Times New Roman" w:eastAsia="Times New Roman" w:hAnsi="Times New Roman"/>
-          <w:sz w:val="26"/>
-          <w:szCs w:val="26"/>
-        </w:rPr>
-        <w:t xml:space="preserve"> </w:t>
+        <w:t xml:space="preserve">Руководитель </w:t>
       </w:r>
       <w:r>
         <w:rPr>
@@ -989,6 +973,55 @@
           <w:szCs w:val="20"/>
         </w:rPr>
       </w:pPr>
+      <w:r>
+        <w:rPr>
+          <w:rFonts w:ascii="Times" w:eastAsia="Times" w:hAnsi="Times" w:cs="Times"/>
+          <w:noProof/>
+          <w:sz w:val="20"/>
+          <w:szCs w:val="20"/>
+        </w:rPr>
+        <w:drawing>
+          <wp:inline distT="0" distB="0" distL="0" distR="0" wp14:anchorId="7C37DE13" wp14:editId="0049051C">
+            <wp:extent cx="1150620" cy="1150620"/>
+            <wp:effectExtent l="0" t="0" r="0" b="0"/>
+            <wp:docPr id="2" name="Рисунок 2"/>
+            <wp:cNvGraphicFramePr>
+              <a:graphicFrameLocks xmlns:a="http://schemas.openxmlformats.org/drawingml/2006/main" noChangeAspect="1"/>
+            </wp:cNvGraphicFramePr>
+            <a:graphic xmlns:a="http://schemas.openxmlformats.org/drawingml/2006/main">
+              <a:graphicData uri="http://schemas.openxmlformats.org/drawingml/2006/picture">
+                <pic:pic xmlns:pic="http://schemas.openxmlformats.org/drawingml/2006/picture">
+                  <pic:nvPicPr>
+                    <pic:cNvPr id="2" name="Рисунок 2"/>
+                    <pic:cNvPicPr/>
+                  </pic:nvPicPr>
+                  <pic:blipFill>
+                    <a:blip r:embed="rId10" cstate="print">
+                      <a:extLst>
+                        <a:ext uri="{28A0092B-C50C-407E-A947-70E740481C1C}">
+                          <a14:useLocalDpi xmlns:a14="http://schemas.microsoft.com/office/drawing/2010/main" val="0"/>
+                        </a:ext>
+                      </a:extLst>
+                    </a:blip>
+                    <a:stretch>
+                      <a:fillRect/>
+                    </a:stretch>
+                  </pic:blipFill>
+                  <pic:spPr>
+                    <a:xfrm>
+                      <a:off x="0" y="0"/>
+                      <a:ext cx="1150620" cy="1150620"/>
+                    </a:xfrm>
+                    <a:prstGeom prst="rect">
+                      <a:avLst/>
+                    </a:prstGeom>
+                  </pic:spPr>
+                </pic:pic>
+              </a:graphicData>
+            </a:graphic>
+          </wp:inline>
+        </w:drawing>
+      </w:r>
     </w:p>
     <w:p>
       <w:pPr>
@@ -1122,29 +1155,70 @@
           <w:sz w:val="24"/>
           <w:szCs w:val="24"/>
         </w:rPr>
-        <w:t>QR-код задания (на GIT-репоз</w:t>
-      </w:r>
-      <w:r>
-        <w:rPr>
-          <w:rFonts w:ascii="Times New Roman" w:eastAsia="Times New Roman" w:hAnsi="Times New Roman"/>
-          <w:i/>
-          <w:sz w:val="24"/>
-          <w:szCs w:val="24"/>
-        </w:rPr>
-        <w:t>иторий):</w:t>
-      </w:r>
-    </w:p>
-    <w:p>
-      <w:pPr>
-        <w:spacing w:after="0" w:line="240" w:lineRule="auto"/>
-        <w:jc w:val="both"/>
-        <w:rPr>
-          <w:rFonts w:ascii="Times New Roman" w:eastAsia="Times New Roman" w:hAnsi="Times New Roman"/>
-          <w:color w:val="000000"/>
-          <w:sz w:val="24"/>
-          <w:szCs w:val="24"/>
-        </w:rPr>
-      </w:pPr>
+        <w:t>QR-код задания (на GIT-репозиторий):</w:t>
+      </w:r>
+    </w:p>
+    <w:p>
+      <w:pPr>
+        <w:spacing w:after="0" w:line="240" w:lineRule="auto"/>
+        <w:jc w:val="both"/>
+        <w:rPr>
+          <w:rFonts w:ascii="Times New Roman" w:eastAsia="Times New Roman" w:hAnsi="Times New Roman"/>
+          <w:color w:val="000000"/>
+          <w:sz w:val="24"/>
+          <w:szCs w:val="24"/>
+        </w:rPr>
+      </w:pPr>
+      <w:r>
+        <w:rPr>
+          <w:rFonts w:ascii="Times New Roman" w:eastAsia="Times New Roman" w:hAnsi="Times New Roman"/>
+          <w:noProof/>
+          <w:color w:val="000000"/>
+          <w:sz w:val="24"/>
+          <w:szCs w:val="24"/>
+        </w:rPr>
+        <w:drawing>
+          <wp:inline distT="0" distB="0" distL="0" distR="0" wp14:anchorId="0CF0B98D" wp14:editId="050B6C18">
+            <wp:extent cx="1242060" cy="1242060"/>
+            <wp:effectExtent l="0" t="0" r="0" b="0"/>
+            <wp:docPr id="3" name="Рисунок 3"/>
+            <wp:cNvGraphicFramePr>
+              <a:graphicFrameLocks xmlns:a="http://schemas.openxmlformats.org/drawingml/2006/main" noChangeAspect="1"/>
+            </wp:cNvGraphicFramePr>
+            <a:graphic xmlns:a="http://schemas.openxmlformats.org/drawingml/2006/main">
+              <a:graphicData uri="http://schemas.openxmlformats.org/drawingml/2006/picture">
+                <pic:pic xmlns:pic="http://schemas.openxmlformats.org/drawingml/2006/picture">
+                  <pic:nvPicPr>
+                    <pic:cNvPr id="3" name="Рисунок 3"/>
+                    <pic:cNvPicPr/>
+                  </pic:nvPicPr>
+                  <pic:blipFill>
+                    <a:blip r:embed="rId11" cstate="print">
+                      <a:extLst>
+                        <a:ext uri="{28A0092B-C50C-407E-A947-70E740481C1C}">
+                          <a14:useLocalDpi xmlns:a14="http://schemas.microsoft.com/office/drawing/2010/main" val="0"/>
+                        </a:ext>
+                      </a:extLst>
+                    </a:blip>
+                    <a:stretch>
+                      <a:fillRect/>
+                    </a:stretch>
+                  </pic:blipFill>
+                  <pic:spPr>
+                    <a:xfrm>
+                      <a:off x="0" y="0"/>
+                      <a:ext cx="1242060" cy="1242060"/>
+                    </a:xfrm>
+                    <a:prstGeom prst="rect">
+                      <a:avLst/>
+                    </a:prstGeom>
+                  </pic:spPr>
+                </pic:pic>
+              </a:graphicData>
+            </a:graphic>
+          </wp:inline>
+        </w:drawing>
+      </w:r>
     </w:p>
     <w:p>
       <w:pPr>
@@ -1243,7 +1317,7 @@
           <w:sz w:val="24"/>
           <w:szCs w:val="24"/>
         </w:rPr>
-        <w:t>Текстовый документ с  подборкой расширений и тем оформления с комментариями</w:t>
+        <w:t>Текстовый документ с подборкой расширений и тем оформления с комментариями</w:t>
       </w:r>
     </w:p>
     <w:p>
@@ -1288,6 +1362,56 @@
           <w:szCs w:val="24"/>
         </w:rPr>
       </w:pPr>
+      <w:r>
+        <w:rPr>
+          <w:rFonts w:ascii="Times New Roman" w:eastAsia="Times New Roman" w:hAnsi="Times New Roman"/>
+          <w:noProof/>
+          <w:color w:val="000000"/>
+          <w:sz w:val="24"/>
+          <w:szCs w:val="24"/>
+        </w:rPr>
+        <w:drawing>
+          <wp:inline distT="0" distB="0" distL="0" distR="0" wp14:anchorId="51DFE557" wp14:editId="50DDF694">
+            <wp:extent cx="1219200" cy="1219200"/>
+            <wp:effectExtent l="0" t="0" r="0" b="0"/>
+            <wp:docPr id="4" name="Рисунок 4"/>
+            <wp:cNvGraphicFramePr>
+              <a:graphicFrameLocks xmlns:a="http://schemas.openxmlformats.org/drawingml/2006/main" noChangeAspect="1"/>
+            </wp:cNvGraphicFramePr>
+            <a:graphic xmlns:a="http://schemas.openxmlformats.org/drawingml/2006/main">
+              <a:graphicData uri="http://schemas.openxmlformats.org/drawingml/2006/picture">
+                <pic:pic xmlns:pic="http://schemas.openxmlformats.org/drawingml/2006/picture">
+                  <pic:nvPicPr>
+                    <pic:cNvPr id="4" name="Рисунок 4"/>
+                    <pic:cNvPicPr/>
+                  </pic:nvPicPr>
+                  <pic:blipFill>
+                    <a:blip r:embed="rId12" cstate="print">
+                      <a:extLst>
+                        <a:ext uri="{28A0092B-C50C-407E-A947-70E740481C1C}">
+                          <a14:useLocalDpi xmlns:a14="http://schemas.microsoft.com/office/drawing/2010/main" val="0"/>
+                        </a:ext>
+                      </a:extLst>
+                    </a:blip>
+                    <a:stretch>
+                      <a:fillRect/>
+                    </a:stretch>
+                  </pic:blipFill>
+                  <pic:spPr>
+                    <a:xfrm>
+                      <a:off x="0" y="0"/>
+                      <a:ext cx="1219200" cy="1219200"/>
+                    </a:xfrm>
+                    <a:prstGeom prst="rect">
+                      <a:avLst/>
+                    </a:prstGeom>
+                  </pic:spPr>
+                </pic:pic>
+              </a:graphicData>
+            </a:graphic>
+          </wp:inline>
+        </w:drawing>
+      </w:r>
     </w:p>
     <w:p>
       <w:pPr>
@@ -1433,7 +1557,7 @@
         </w:rPr>
         <w:t xml:space="preserve">электронная библиотека РГПУ им. А. И. Герцена </w:t>
       </w:r>
-      <w:hyperlink r:id="rId10" w:history="1">
+      <w:hyperlink r:id="rId13" w:history="1">
         <w:r>
           <w:rPr>
             <w:rStyle w:val="a5"/>
@@ -1472,7 +1596,7 @@
           <w:rFonts w:ascii="Times New Roman" w:hAnsi="Times New Roman"/>
         </w:rPr>
       </w:pPr>
-      <w:hyperlink r:id="rId11" w:history="1">
+      <w:hyperlink r:id="rId14" w:history="1">
         <w:r>
           <w:rPr>
             <w:rStyle w:val="a5"/>
@@ -1632,16 +1756,7 @@
           <w:sz w:val="24"/>
           <w:szCs w:val="24"/>
         </w:rPr>
-        <w:t>Примеча</w:t>
-      </w:r>
-      <w:r>
-        <w:rPr>
-          <w:rFonts w:ascii="Times New Roman" w:eastAsia="Times New Roman" w:hAnsi="Times New Roman"/>
-          <w:color w:val="000000"/>
-          <w:sz w:val="24"/>
-          <w:szCs w:val="24"/>
-        </w:rPr>
-        <w:t xml:space="preserve">ние: </w:t>
+        <w:t xml:space="preserve">Примечание: </w:t>
       </w:r>
       <w:r>
         <w:rPr>
@@ -1726,344 +1841,269 @@
     <w:p>
       <w:pPr>
         <w:spacing w:after="0" w:line="240" w:lineRule="auto"/>
-        <w:rPr>
-          <w:rFonts w:ascii="Times" w:eastAsia="Times" w:hAnsi="Times" w:cs="Times"/>
-          <w:sz w:val="20"/>
-          <w:szCs w:val="20"/>
-        </w:rPr>
-      </w:pPr>
-    </w:p>
-    <w:p>
-      <w:pPr>
-        <w:spacing w:line="240" w:lineRule="auto"/>
-        <w:jc w:val="both"/>
-        <w:rPr>
-          <w:rFonts w:ascii="Times New Roman" w:eastAsia="Times New Roman" w:hAnsi="Times New Roman"/>
-          <w:b/>
-          <w:i/>
-          <w:color w:val="000000"/>
-          <w:sz w:val="24"/>
-          <w:szCs w:val="24"/>
-        </w:rPr>
-      </w:pPr>
-      <w:r>
-        <w:rPr>
-          <w:rFonts w:ascii="Times New Roman" w:eastAsia="Times New Roman" w:hAnsi="Times New Roman"/>
-          <w:b/>
-          <w:color w:val="000000"/>
-          <w:sz w:val="24"/>
-          <w:szCs w:val="24"/>
-        </w:rPr>
-        <w:t xml:space="preserve">Задание 2.1. </w:t>
-      </w:r>
-      <w:r>
-        <w:rPr>
-          <w:rFonts w:ascii="Times New Roman" w:eastAsia="Times New Roman" w:hAnsi="Times New Roman"/>
-          <w:b/>
-          <w:i/>
-          <w:color w:val="000000"/>
-          <w:sz w:val="24"/>
-          <w:szCs w:val="24"/>
-        </w:rPr>
-        <w:t>Составить актуальную электронную библиотеку (подборку книг, статей, ресурсов и т. д.) для специалиста в области в области корпоративного электронного обучения (44.04.01)</w:t>
-      </w:r>
-    </w:p>
-    <w:p>
-      <w:pPr>
-        <w:spacing w:after="0" w:line="240" w:lineRule="auto"/>
-        <w:jc w:val="both"/>
-        <w:rPr>
-          <w:rFonts w:ascii="Times New Roman" w:eastAsia="Times New Roman" w:hAnsi="Times New Roman"/>
-          <w:color w:val="000000"/>
-          <w:sz w:val="24"/>
-          <w:szCs w:val="24"/>
-        </w:rPr>
-      </w:pPr>
-      <w:r>
-        <w:rPr>
-          <w:rFonts w:ascii="Times New Roman" w:eastAsia="Times New Roman" w:hAnsi="Times New Roman"/>
-          <w:color w:val="000000"/>
-          <w:sz w:val="24"/>
-          <w:szCs w:val="24"/>
-        </w:rPr>
-        <w:t>Для выполнения задания используются электронные библиотечные ресурсы:</w:t>
-      </w:r>
-    </w:p>
-    <w:p>
-      <w:pPr>
-        <w:pStyle w:val="a4"/>
-        <w:numPr>
-          <w:ilvl w:val="0"/>
-          <w:numId w:val="3"/>
-        </w:numPr>
-        <w:spacing w:after="0" w:line="240" w:lineRule="auto"/>
-        <w:jc w:val="both"/>
-        <w:rPr>
-          <w:rFonts w:ascii="Times New Roman" w:eastAsia="Times New Roman" w:hAnsi="Times New Roman"/>
-          <w:color w:val="000000"/>
-          <w:sz w:val="24"/>
-          <w:szCs w:val="24"/>
-        </w:rPr>
-      </w:pPr>
-      <w:r>
-        <w:rPr>
-          <w:rFonts w:ascii="Times New Roman" w:eastAsia="Times New Roman" w:hAnsi="Times New Roman"/>
-          <w:color w:val="000000"/>
-          <w:sz w:val="24"/>
-          <w:szCs w:val="24"/>
-        </w:rPr>
-        <w:t xml:space="preserve">электронная библиотека РГПУ им. А. И. Герцена </w:t>
-      </w:r>
-      <w:hyperlink r:id="rId12" w:history="1">
-        <w:r>
-          <w:rPr>
-            <w:rFonts w:ascii="Times New Roman" w:eastAsia="Times New Roman" w:hAnsi="Times New Roman"/>
-            <w:color w:val="000000"/>
-            <w:sz w:val="24"/>
-            <w:szCs w:val="24"/>
-          </w:rPr>
-          <w:t>https://lib.herzen.spb.ru/</w:t>
-        </w:r>
-      </w:hyperlink>
-    </w:p>
-    <w:p>
-      <w:pPr>
-        <w:pStyle w:val="a4"/>
-        <w:numPr>
-          <w:ilvl w:val="0"/>
-          <w:numId w:val="3"/>
-        </w:numPr>
-        <w:spacing w:after="0" w:line="240" w:lineRule="auto"/>
-        <w:jc w:val="both"/>
-        <w:rPr>
-          <w:rFonts w:ascii="Times New Roman" w:eastAsia="Times New Roman" w:hAnsi="Times New Roman"/>
-          <w:color w:val="000000"/>
-          <w:sz w:val="24"/>
-          <w:szCs w:val="24"/>
-        </w:rPr>
-      </w:pPr>
-      <w:r>
-        <w:rPr>
-          <w:rFonts w:ascii="Times New Roman" w:eastAsia="Times New Roman" w:hAnsi="Times New Roman"/>
-          <w:color w:val="000000"/>
-          <w:sz w:val="24"/>
-          <w:szCs w:val="24"/>
-        </w:rPr>
-        <w:t>библиотечные системы, доступные в РГПУ (список представлен по ссылке ниже)</w:t>
-      </w:r>
-    </w:p>
-    <w:p>
-      <w:pPr>
-        <w:spacing w:after="0" w:line="240" w:lineRule="auto"/>
-        <w:ind w:firstLine="709"/>
-        <w:jc w:val="both"/>
-        <w:rPr>
-          <w:rFonts w:ascii="Times New Roman" w:eastAsia="Times New Roman" w:hAnsi="Times New Roman"/>
-          <w:color w:val="000000"/>
-          <w:sz w:val="24"/>
-          <w:szCs w:val="24"/>
-        </w:rPr>
-      </w:pPr>
-      <w:hyperlink r:id="rId13" w:history="1">
-        <w:r>
-          <w:rPr>
-            <w:rFonts w:ascii="Times New Roman" w:eastAsia="Times New Roman" w:hAnsi="Times New Roman"/>
-            <w:color w:val="000000"/>
-            <w:sz w:val="24"/>
-            <w:szCs w:val="24"/>
-          </w:rPr>
-          <w:t>https://lib.herzen.spb.ru/p/newebs</w:t>
-        </w:r>
-      </w:hyperlink>
-      <w:r>
-        <w:rPr>
-          <w:rFonts w:ascii="Times New Roman" w:eastAsia="Times New Roman" w:hAnsi="Times New Roman"/>
-          <w:color w:val="000000"/>
-          <w:sz w:val="24"/>
-          <w:szCs w:val="24"/>
-        </w:rPr>
-        <w:t>)</w:t>
-      </w:r>
-    </w:p>
-    <w:p>
-      <w:pPr>
-        <w:spacing w:after="0" w:line="240" w:lineRule="auto"/>
-        <w:jc w:val="both"/>
-        <w:rPr>
-          <w:rFonts w:ascii="Times New Roman" w:eastAsia="Times New Roman" w:hAnsi="Times New Roman"/>
-          <w:color w:val="000000"/>
-          <w:sz w:val="24"/>
-          <w:szCs w:val="24"/>
-        </w:rPr>
-      </w:pPr>
-      <w:r>
-        <w:rPr>
-          <w:rFonts w:ascii="Times New Roman" w:eastAsia="Times New Roman" w:hAnsi="Times New Roman"/>
-          <w:color w:val="000000"/>
-          <w:sz w:val="24"/>
-          <w:szCs w:val="24"/>
-        </w:rPr>
-        <w:t>Библиотека должна быть актуальна (включать ресурсы, не старше 5 лет).</w:t>
-      </w:r>
-    </w:p>
-    <w:p>
-      <w:pPr>
-        <w:spacing w:after="0" w:line="240" w:lineRule="auto"/>
-        <w:jc w:val="both"/>
-        <w:rPr>
-          <w:rFonts w:ascii="Times New Roman" w:eastAsia="Times New Roman" w:hAnsi="Times New Roman"/>
-          <w:color w:val="000000"/>
-          <w:sz w:val="24"/>
-          <w:szCs w:val="24"/>
-        </w:rPr>
-      </w:pPr>
-      <w:r>
-        <w:rPr>
-          <w:rFonts w:ascii="Times New Roman" w:eastAsia="Times New Roman" w:hAnsi="Times New Roman"/>
-          <w:color w:val="000000"/>
-          <w:sz w:val="24"/>
-          <w:szCs w:val="24"/>
-        </w:rPr>
-        <w:t>Электронная библиотека должна быть составлена с опорой на актуальную образовательную программу по направлению «44.04.01 Корпоративное электронное обучение».</w:t>
-      </w:r>
-    </w:p>
-    <w:p>
-      <w:pPr>
-        <w:spacing w:after="0" w:line="240" w:lineRule="auto"/>
-        <w:jc w:val="both"/>
-        <w:rPr>
-          <w:rFonts w:ascii="Times New Roman" w:eastAsia="Times New Roman" w:hAnsi="Times New Roman"/>
-          <w:color w:val="000000"/>
-          <w:sz w:val="24"/>
-          <w:szCs w:val="24"/>
-        </w:rPr>
-      </w:pPr>
-    </w:p>
-    <w:p>
-      <w:pPr>
-        <w:spacing w:after="0" w:line="240" w:lineRule="auto"/>
-        <w:jc w:val="both"/>
-        <w:rPr>
-          <w:rFonts w:ascii="Times New Roman" w:eastAsia="Times New Roman" w:hAnsi="Times New Roman"/>
-          <w:color w:val="000000"/>
-          <w:sz w:val="24"/>
-          <w:szCs w:val="24"/>
-        </w:rPr>
-      </w:pPr>
-      <w:r>
-        <w:rPr>
-          <w:rFonts w:ascii="Times New Roman" w:eastAsia="Times New Roman" w:hAnsi="Times New Roman"/>
-          <w:color w:val="000000"/>
-          <w:sz w:val="24"/>
-          <w:szCs w:val="24"/>
-        </w:rPr>
-        <w:t>Примеч</w:t>
-      </w:r>
-      <w:r>
-        <w:rPr>
-          <w:rFonts w:ascii="Times New Roman" w:eastAsia="Times New Roman" w:hAnsi="Times New Roman"/>
-          <w:color w:val="000000"/>
-          <w:sz w:val="24"/>
-          <w:szCs w:val="24"/>
-        </w:rPr>
-        <w:t xml:space="preserve">ание: </w:t>
-      </w:r>
-      <w:r>
-        <w:rPr>
-          <w:rFonts w:ascii="Times New Roman" w:eastAsia="Times New Roman" w:hAnsi="Times New Roman"/>
-          <w:color w:val="000000"/>
-          <w:sz w:val="24"/>
-          <w:szCs w:val="24"/>
-        </w:rPr>
-        <w:t xml:space="preserve">Аннотированный список (в группе). Список подготавливается в двух вариантах: для отчета по практике в формате </w:t>
-      </w:r>
-      <w:proofErr w:type="spellStart"/>
-      <w:r>
-        <w:rPr>
-          <w:rFonts w:ascii="Times New Roman" w:eastAsia="Times New Roman" w:hAnsi="Times New Roman"/>
-          <w:color w:val="000000"/>
-          <w:sz w:val="24"/>
-          <w:szCs w:val="24"/>
-        </w:rPr>
-        <w:t>docx</w:t>
-      </w:r>
-      <w:proofErr w:type="spellEnd"/>
-      <w:r>
-        <w:rPr>
-          <w:rFonts w:ascii="Times New Roman" w:eastAsia="Times New Roman" w:hAnsi="Times New Roman"/>
-          <w:color w:val="000000"/>
-          <w:sz w:val="24"/>
-          <w:szCs w:val="24"/>
-        </w:rPr>
-        <w:t xml:space="preserve"> и для размещения на сайте кафедры в формате </w:t>
-      </w:r>
-      <w:proofErr w:type="spellStart"/>
-      <w:r>
-        <w:rPr>
-          <w:rFonts w:ascii="Times New Roman" w:eastAsia="Times New Roman" w:hAnsi="Times New Roman"/>
-          <w:color w:val="000000"/>
-          <w:sz w:val="24"/>
-          <w:szCs w:val="24"/>
-        </w:rPr>
-        <w:t>Markdown</w:t>
-      </w:r>
-      <w:proofErr w:type="spellEnd"/>
-      <w:r>
-        <w:rPr>
-          <w:rFonts w:ascii="Times New Roman" w:eastAsia="Times New Roman" w:hAnsi="Times New Roman"/>
-          <w:color w:val="000000"/>
-          <w:sz w:val="24"/>
-          <w:szCs w:val="24"/>
-        </w:rPr>
-        <w:t xml:space="preserve"> (оформляется по разделам)</w:t>
-      </w:r>
-    </w:p>
-    <w:p>
-      <w:pPr>
-        <w:spacing w:after="0" w:line="240" w:lineRule="auto"/>
-        <w:jc w:val="both"/>
-        <w:rPr>
-          <w:rFonts w:ascii="Times New Roman" w:eastAsia="Times New Roman" w:hAnsi="Times New Roman"/>
-          <w:color w:val="000000"/>
-          <w:sz w:val="24"/>
-          <w:szCs w:val="24"/>
-        </w:rPr>
-      </w:pPr>
-    </w:p>
-    <w:p>
-      <w:pPr>
-        <w:spacing w:after="0" w:line="240" w:lineRule="auto"/>
-        <w:jc w:val="both"/>
-        <w:rPr>
-          <w:rFonts w:ascii="Times New Roman" w:eastAsia="Times New Roman" w:hAnsi="Times New Roman"/>
-          <w:color w:val="000000"/>
-          <w:sz w:val="24"/>
-          <w:szCs w:val="24"/>
-        </w:rPr>
-      </w:pPr>
-      <w:r>
-        <w:rPr>
-          <w:rFonts w:ascii="Times New Roman" w:eastAsia="Times New Roman" w:hAnsi="Times New Roman"/>
-          <w:i/>
-          <w:sz w:val="24"/>
-          <w:szCs w:val="24"/>
-        </w:rPr>
-        <w:t>QR-код задания (на GIT-репозиторий):</w:t>
-      </w:r>
-    </w:p>
-    <w:p>
-      <w:pPr>
-        <w:spacing w:after="0" w:line="240" w:lineRule="auto"/>
-        <w:jc w:val="both"/>
-        <w:rPr>
-          <w:rFonts w:ascii="Times New Roman" w:eastAsia="Times New Roman" w:hAnsi="Times New Roman"/>
-          <w:color w:val="000000"/>
-          <w:sz w:val="24"/>
-          <w:szCs w:val="24"/>
-        </w:rPr>
-      </w:pPr>
-    </w:p>
-    <w:p/>
+        <w:jc w:val="both"/>
+        <w:rPr>
+          <w:rFonts w:ascii="Times New Roman" w:eastAsia="Times New Roman" w:hAnsi="Times New Roman"/>
+          <w:color w:val="000000"/>
+          <w:sz w:val="24"/>
+          <w:szCs w:val="24"/>
+        </w:rPr>
+      </w:pPr>
+      <w:r>
+        <w:rPr>
+          <w:rFonts w:ascii="Times New Roman" w:eastAsia="Times New Roman" w:hAnsi="Times New Roman"/>
+          <w:noProof/>
+          <w:color w:val="000000"/>
+          <w:sz w:val="24"/>
+          <w:szCs w:val="24"/>
+        </w:rPr>
+        <w:drawing>
+          <wp:inline distT="0" distB="0" distL="0" distR="0" wp14:anchorId="6CCA4AA7" wp14:editId="646C41DF">
+            <wp:extent cx="1684020" cy="1684020"/>
+            <wp:effectExtent l="0" t="0" r="0" b="0"/>
+            <wp:docPr id="7" name="Рисунок 7"/>
+            <wp:cNvGraphicFramePr>
+              <a:graphicFrameLocks xmlns:a="http://schemas.openxmlformats.org/drawingml/2006/main" noChangeAspect="1"/>
+            </wp:cNvGraphicFramePr>
+            <a:graphic xmlns:a="http://schemas.openxmlformats.org/drawingml/2006/main">
+              <a:graphicData uri="http://schemas.openxmlformats.org/drawingml/2006/picture">
+                <pic:pic xmlns:pic="http://schemas.openxmlformats.org/drawingml/2006/picture">
+                  <pic:nvPicPr>
+                    <pic:cNvPr id="7" name="Рисунок 7"/>
+                    <pic:cNvPicPr/>
+                  </pic:nvPicPr>
+                  <pic:blipFill>
+                    <a:blip r:embed="rId15" cstate="print">
+                      <a:extLst>
+                        <a:ext uri="{28A0092B-C50C-407E-A947-70E740481C1C}">
+                          <a14:useLocalDpi xmlns:a14="http://schemas.microsoft.com/office/drawing/2010/main" val="0"/>
+                        </a:ext>
+                      </a:extLst>
+                    </a:blip>
+                    <a:stretch>
+                      <a:fillRect/>
+                    </a:stretch>
+                  </pic:blipFill>
+                  <pic:spPr>
+                    <a:xfrm>
+                      <a:off x="0" y="0"/>
+                      <a:ext cx="1684020" cy="1684020"/>
+                    </a:xfrm>
+                    <a:prstGeom prst="rect">
+                      <a:avLst/>
+                    </a:prstGeom>
+                  </pic:spPr>
+                </pic:pic>
+              </a:graphicData>
+            </a:graphic>
+          </wp:inline>
+        </w:drawing>
+      </w:r>
+    </w:p>
+    <w:p>
+      <w:pPr>
+        <w:spacing w:after="0" w:line="240" w:lineRule="auto"/>
+        <w:jc w:val="both"/>
+        <w:rPr>
+          <w:rFonts w:ascii="Times New Roman" w:eastAsia="Times New Roman" w:hAnsi="Times New Roman"/>
+          <w:color w:val="000000"/>
+          <w:sz w:val="24"/>
+          <w:szCs w:val="24"/>
+        </w:rPr>
+      </w:pPr>
+    </w:p>
+    <w:p>
+      <w:pPr>
+        <w:spacing w:after="0" w:line="240" w:lineRule="auto"/>
+        <w:jc w:val="both"/>
+        <w:rPr>
+          <w:rFonts w:ascii="Times New Roman" w:eastAsia="Times New Roman" w:hAnsi="Times New Roman"/>
+          <w:color w:val="000000"/>
+          <w:sz w:val="24"/>
+          <w:szCs w:val="24"/>
+        </w:rPr>
+      </w:pPr>
+    </w:p>
+    <w:p>
+      <w:pPr>
+        <w:spacing w:after="0" w:line="240" w:lineRule="auto"/>
+        <w:jc w:val="both"/>
+        <w:rPr>
+          <w:rFonts w:ascii="Times New Roman" w:eastAsia="Times New Roman" w:hAnsi="Times New Roman"/>
+          <w:color w:val="000000"/>
+          <w:sz w:val="24"/>
+          <w:szCs w:val="24"/>
+        </w:rPr>
+      </w:pPr>
+    </w:p>
+    <w:p>
+      <w:pPr>
+        <w:spacing w:after="0" w:line="240" w:lineRule="auto"/>
+        <w:jc w:val="both"/>
+        <w:rPr>
+          <w:rFonts w:ascii="Times New Roman" w:eastAsia="Times New Roman" w:hAnsi="Times New Roman"/>
+          <w:color w:val="000000"/>
+          <w:sz w:val="24"/>
+          <w:szCs w:val="24"/>
+        </w:rPr>
+      </w:pPr>
+    </w:p>
+    <w:p>
+      <w:pPr>
+        <w:spacing w:after="0" w:line="240" w:lineRule="auto"/>
+        <w:jc w:val="both"/>
+        <w:rPr>
+          <w:rFonts w:ascii="Times New Roman" w:eastAsia="Times New Roman" w:hAnsi="Times New Roman"/>
+          <w:color w:val="000000"/>
+          <w:sz w:val="24"/>
+          <w:szCs w:val="24"/>
+        </w:rPr>
+      </w:pPr>
+    </w:p>
+    <w:p>
+      <w:pPr>
+        <w:spacing w:after="0" w:line="240" w:lineRule="auto"/>
+        <w:jc w:val="both"/>
+        <w:rPr>
+          <w:rFonts w:ascii="Times New Roman" w:eastAsia="Times New Roman" w:hAnsi="Times New Roman"/>
+          <w:color w:val="000000"/>
+          <w:sz w:val="24"/>
+          <w:szCs w:val="24"/>
+        </w:rPr>
+      </w:pPr>
+    </w:p>
+    <w:p>
+      <w:pPr>
+        <w:spacing w:after="0" w:line="240" w:lineRule="auto"/>
+        <w:jc w:val="both"/>
+        <w:rPr>
+          <w:rFonts w:ascii="Times New Roman" w:eastAsia="Times New Roman" w:hAnsi="Times New Roman"/>
+          <w:color w:val="000000"/>
+          <w:sz w:val="24"/>
+          <w:szCs w:val="24"/>
+        </w:rPr>
+      </w:pPr>
+    </w:p>
+    <w:p>
+      <w:pPr>
+        <w:spacing w:after="0" w:line="240" w:lineRule="auto"/>
+        <w:jc w:val="both"/>
+        <w:rPr>
+          <w:rFonts w:ascii="Times New Roman" w:eastAsia="Times New Roman" w:hAnsi="Times New Roman"/>
+          <w:color w:val="000000"/>
+          <w:sz w:val="24"/>
+          <w:szCs w:val="24"/>
+        </w:rPr>
+      </w:pPr>
+    </w:p>
+    <w:p>
+      <w:pPr>
+        <w:spacing w:after="0" w:line="240" w:lineRule="auto"/>
+        <w:jc w:val="both"/>
+        <w:rPr>
+          <w:rFonts w:ascii="Times New Roman" w:eastAsia="Times New Roman" w:hAnsi="Times New Roman"/>
+          <w:color w:val="000000"/>
+          <w:sz w:val="24"/>
+          <w:szCs w:val="24"/>
+        </w:rPr>
+      </w:pPr>
+    </w:p>
+    <w:p>
+      <w:pPr>
+        <w:spacing w:after="0" w:line="240" w:lineRule="auto"/>
+        <w:jc w:val="both"/>
+        <w:rPr>
+          <w:rFonts w:ascii="Times New Roman" w:eastAsia="Times New Roman" w:hAnsi="Times New Roman"/>
+          <w:color w:val="000000"/>
+          <w:sz w:val="24"/>
+          <w:szCs w:val="24"/>
+        </w:rPr>
+      </w:pPr>
+    </w:p>
+    <w:p>
+      <w:pPr>
+        <w:spacing w:after="0" w:line="240" w:lineRule="auto"/>
+        <w:jc w:val="both"/>
+        <w:rPr>
+          <w:rFonts w:ascii="Times New Roman" w:eastAsia="Times New Roman" w:hAnsi="Times New Roman"/>
+          <w:color w:val="000000"/>
+          <w:sz w:val="24"/>
+          <w:szCs w:val="24"/>
+        </w:rPr>
+      </w:pPr>
+    </w:p>
+    <w:p>
+      <w:pPr>
+        <w:spacing w:after="0" w:line="240" w:lineRule="auto"/>
+        <w:jc w:val="both"/>
+        <w:rPr>
+          <w:rFonts w:ascii="Times New Roman" w:eastAsia="Times New Roman" w:hAnsi="Times New Roman"/>
+          <w:color w:val="000000"/>
+          <w:sz w:val="24"/>
+          <w:szCs w:val="24"/>
+        </w:rPr>
+      </w:pPr>
+    </w:p>
+    <w:p>
+      <w:pPr>
+        <w:spacing w:after="0" w:line="240" w:lineRule="auto"/>
+        <w:jc w:val="both"/>
+        <w:rPr>
+          <w:rFonts w:ascii="Times New Roman" w:eastAsia="Times New Roman" w:hAnsi="Times New Roman"/>
+          <w:color w:val="000000"/>
+          <w:sz w:val="24"/>
+          <w:szCs w:val="24"/>
+        </w:rPr>
+      </w:pPr>
+    </w:p>
+    <w:p>
+      <w:pPr>
+        <w:spacing w:after="0" w:line="240" w:lineRule="auto"/>
+        <w:jc w:val="both"/>
+        <w:rPr>
+          <w:rFonts w:ascii="Times New Roman" w:eastAsia="Times New Roman" w:hAnsi="Times New Roman"/>
+          <w:color w:val="000000"/>
+          <w:sz w:val="24"/>
+          <w:szCs w:val="24"/>
+        </w:rPr>
+      </w:pPr>
+    </w:p>
+    <w:p>
+      <w:pPr>
+        <w:spacing w:after="0" w:line="240" w:lineRule="auto"/>
+        <w:jc w:val="both"/>
+        <w:rPr>
+          <w:rFonts w:ascii="Times New Roman" w:eastAsia="Times New Roman" w:hAnsi="Times New Roman"/>
+          <w:color w:val="000000"/>
+          <w:sz w:val="24"/>
+          <w:szCs w:val="24"/>
+        </w:rPr>
+      </w:pPr>
+    </w:p>
+    <w:p>
+      <w:pPr>
+        <w:spacing w:after="0" w:line="240" w:lineRule="auto"/>
+        <w:jc w:val="both"/>
+        <w:rPr>
+          <w:rFonts w:ascii="Times New Roman" w:eastAsia="Times New Roman" w:hAnsi="Times New Roman"/>
+          <w:color w:val="000000"/>
+          <w:sz w:val="24"/>
+          <w:szCs w:val="24"/>
+        </w:rPr>
+      </w:pPr>
+    </w:p>
+    <w:p>
+      <w:pPr>
+        <w:spacing w:after="0" w:line="240" w:lineRule="auto"/>
+        <w:jc w:val="both"/>
+        <w:rPr>
+          <w:rFonts w:ascii="Times New Roman" w:eastAsia="Times New Roman" w:hAnsi="Times New Roman"/>
+          <w:color w:val="000000"/>
+          <w:sz w:val="24"/>
+          <w:szCs w:val="24"/>
+        </w:rPr>
+      </w:pPr>
+    </w:p>
     <w:p>
       <w:pPr>
         <w:pStyle w:val="a6"/>
@@ -2076,249 +2116,7 @@
           <w:b/>
           <w:color w:val="000000"/>
         </w:rPr>
-        <w:t xml:space="preserve">Задание </w:t>
-      </w:r>
-      <w:r>
-        <w:rPr>
-          <w:b/>
-          <w:color w:val="000000"/>
-        </w:rPr>
-        <w:t>2.2</w:t>
-      </w:r>
-      <w:r>
-        <w:rPr>
-          <w:b/>
-          <w:i/>
-          <w:color w:val="000000"/>
-        </w:rPr>
-        <w:t>. Проанализировать программное решение</w:t>
-      </w:r>
-      <w:r>
-        <w:rPr>
-          <w:b/>
-          <w:i/>
-          <w:color w:val="000000"/>
-        </w:rPr>
-        <w:t xml:space="preserve"> </w:t>
-      </w:r>
-      <w:r>
-        <w:rPr>
-          <w:rFonts w:ascii="Open Sans" w:hAnsi="Open Sans" w:cs="Open Sans"/>
-          <w:color w:val="555555"/>
-          <w:sz w:val="20"/>
-          <w:szCs w:val="20"/>
-        </w:rPr>
-        <w:t> </w:t>
-      </w:r>
-      <w:hyperlink r:id="rId14" w:history="1">
-        <w:r>
-          <w:rPr>
-            <w:rStyle w:val="a5"/>
-            <w:rFonts w:ascii="Open Sans" w:hAnsi="Open Sans" w:cs="Open Sans"/>
-            <w:sz w:val="20"/>
-            <w:szCs w:val="20"/>
-          </w:rPr>
-          <w:t>сайта кафедры ИТиЭО</w:t>
-        </w:r>
-      </w:hyperlink>
-      <w:r>
-        <w:rPr>
-          <w:rFonts w:ascii="Open Sans" w:hAnsi="Open Sans" w:cs="Open Sans"/>
-          <w:color w:val="555555"/>
-          <w:sz w:val="20"/>
-          <w:szCs w:val="20"/>
-        </w:rPr>
-        <w:t> </w:t>
-      </w:r>
-      <w:r>
-        <w:t>(https://ict.herzen.spb.ru/)</w:t>
-      </w:r>
-    </w:p>
-    <w:p>
-      <w:pPr>
-        <w:pStyle w:val="a6"/>
-        <w:shd w:val="clear" w:color="auto" w:fill="FFFFFF"/>
-        <w:spacing w:before="0" w:beforeAutospacing="0" w:after="150" w:afterAutospacing="0"/>
-        <w:jc w:val="both"/>
-      </w:pPr>
-      <w:r>
-        <w:t>Выбрать одно из направлений решаемых задач кафедры и  подобрать актуальные программные расширения и современные темы оформления.</w:t>
-      </w:r>
-    </w:p>
-    <w:p>
-      <w:pPr>
-        <w:pStyle w:val="a6"/>
-        <w:shd w:val="clear" w:color="auto" w:fill="FFFFFF"/>
-        <w:spacing w:before="0" w:beforeAutospacing="0" w:after="150" w:afterAutospacing="0"/>
-        <w:jc w:val="both"/>
-      </w:pPr>
-      <w:r>
-        <w:t>Направление: конференция кафедры</w:t>
-      </w:r>
-    </w:p>
-    <w:p>
-      <w:pPr>
-        <w:spacing w:after="0" w:line="240" w:lineRule="auto"/>
-        <w:jc w:val="both"/>
-        <w:rPr>
-          <w:rFonts w:ascii="Times New Roman" w:eastAsia="Times New Roman" w:hAnsi="Times New Roman"/>
-          <w:color w:val="000000"/>
-          <w:sz w:val="24"/>
-          <w:szCs w:val="24"/>
-        </w:rPr>
-      </w:pPr>
-      <w:r>
-        <w:rPr>
-          <w:rFonts w:ascii="Times New Roman" w:eastAsia="Times New Roman" w:hAnsi="Times New Roman"/>
-          <w:i/>
-          <w:sz w:val="24"/>
-          <w:szCs w:val="24"/>
-        </w:rPr>
         <w:lastRenderedPageBreak/>
-        <w:t>QR-код задания (на GIT-репозиторий):</w:t>
-      </w:r>
-    </w:p>
-    <w:p>
-      <w:pPr>
-        <w:pStyle w:val="a6"/>
-        <w:shd w:val="clear" w:color="auto" w:fill="FFFFFF"/>
-        <w:spacing w:before="0" w:beforeAutospacing="0" w:after="150" w:afterAutospacing="0"/>
-      </w:pPr>
-    </w:p>
-    <w:p>
-      <w:pPr>
-        <w:pStyle w:val="a6"/>
-        <w:shd w:val="clear" w:color="auto" w:fill="FFFFFF"/>
-        <w:spacing w:before="0" w:beforeAutospacing="0" w:after="150" w:afterAutospacing="0"/>
-        <w:jc w:val="both"/>
-      </w:pPr>
-      <w:r>
-        <w:rPr>
-          <w:b/>
-          <w:color w:val="000000"/>
-        </w:rPr>
-        <w:t xml:space="preserve">Задание </w:t>
-      </w:r>
-      <w:r>
-        <w:rPr>
-          <w:b/>
-          <w:color w:val="000000"/>
-        </w:rPr>
-        <w:t>2.2</w:t>
-      </w:r>
-      <w:r>
-        <w:rPr>
-          <w:b/>
-          <w:i/>
-          <w:color w:val="000000"/>
-        </w:rPr>
-        <w:t>. Проанализировать программное решение</w:t>
-      </w:r>
-      <w:r>
-        <w:rPr>
-          <w:b/>
-          <w:i/>
-          <w:color w:val="000000"/>
-        </w:rPr>
-        <w:t xml:space="preserve"> </w:t>
-      </w:r>
-      <w:r>
-        <w:rPr>
-          <w:rFonts w:ascii="Open Sans" w:hAnsi="Open Sans" w:cs="Open Sans"/>
-          <w:color w:val="555555"/>
-          <w:sz w:val="20"/>
-          <w:szCs w:val="20"/>
-        </w:rPr>
-        <w:t> </w:t>
-      </w:r>
-      <w:hyperlink r:id="rId15" w:history="1">
-        <w:r>
-          <w:rPr>
-            <w:rStyle w:val="a5"/>
-            <w:rFonts w:ascii="Open Sans" w:hAnsi="Open Sans" w:cs="Open Sans"/>
-            <w:sz w:val="20"/>
-            <w:szCs w:val="20"/>
-          </w:rPr>
-          <w:t>сайта кафедры ИТиЭО</w:t>
-        </w:r>
-      </w:hyperlink>
-      <w:r>
-        <w:rPr>
-          <w:rFonts w:ascii="Open Sans" w:hAnsi="Open Sans" w:cs="Open Sans"/>
-          <w:color w:val="555555"/>
-          <w:sz w:val="20"/>
-          <w:szCs w:val="20"/>
-        </w:rPr>
-        <w:t> </w:t>
-      </w:r>
-      <w:r>
-        <w:t>(https://ict.herzen.spb.ru/)</w:t>
-      </w:r>
-    </w:p>
-    <w:p>
-      <w:pPr>
-        <w:pStyle w:val="a6"/>
-        <w:shd w:val="clear" w:color="auto" w:fill="FFFFFF"/>
-        <w:spacing w:before="0" w:beforeAutospacing="0" w:after="150" w:afterAutospacing="0"/>
-        <w:jc w:val="both"/>
-      </w:pPr>
-      <w:r>
-        <w:t>Выбрать одно из направлений решаемых задач кафедры и  подобрать актуальные программные расширения и современные темы оформления.</w:t>
-      </w:r>
-    </w:p>
-    <w:p>
-      <w:pPr>
-        <w:pStyle w:val="a6"/>
-        <w:shd w:val="clear" w:color="auto" w:fill="FFFFFF"/>
-        <w:spacing w:before="0" w:beforeAutospacing="0" w:after="150" w:afterAutospacing="0"/>
-      </w:pPr>
-      <w:r>
-        <w:t xml:space="preserve">Направление: </w:t>
-      </w:r>
-      <w:r>
-        <w:t>публикация расписания преподавателей</w:t>
-      </w:r>
-    </w:p>
-    <w:p>
-      <w:pPr>
-        <w:spacing w:after="0" w:line="240" w:lineRule="auto"/>
-        <w:jc w:val="both"/>
-        <w:rPr>
-          <w:rFonts w:ascii="Times New Roman" w:eastAsia="Times New Roman" w:hAnsi="Times New Roman"/>
-          <w:color w:val="000000"/>
-          <w:sz w:val="24"/>
-          <w:szCs w:val="24"/>
-        </w:rPr>
-      </w:pPr>
-      <w:r>
-        <w:rPr>
-          <w:rFonts w:ascii="Times New Roman" w:eastAsia="Times New Roman" w:hAnsi="Times New Roman"/>
-          <w:i/>
-          <w:sz w:val="24"/>
-          <w:szCs w:val="24"/>
-        </w:rPr>
-        <w:t>QR-код задания (на GIT-репозиторий):</w:t>
-      </w:r>
-    </w:p>
-    <w:p>
-      <w:pPr>
-        <w:pStyle w:val="a6"/>
-        <w:shd w:val="clear" w:color="auto" w:fill="FFFFFF"/>
-        <w:spacing w:before="0" w:beforeAutospacing="0" w:after="150" w:afterAutospacing="0"/>
-      </w:pPr>
-    </w:p>
-    <w:p>
-      <w:pPr>
-        <w:pStyle w:val="a6"/>
-        <w:shd w:val="clear" w:color="auto" w:fill="FFFFFF"/>
-        <w:spacing w:before="0" w:beforeAutospacing="0" w:after="150" w:afterAutospacing="0"/>
-        <w:jc w:val="both"/>
-      </w:pPr>
-      <w:r>
-        <w:rPr>
-          <w:b/>
-          <w:color w:val="000000"/>
-        </w:rPr>
         <w:t xml:space="preserve">Задание </w:t>
       </w:r>
       <w:r>
@@ -2385,7 +2183,15 @@
         <w:jc w:val="both"/>
       </w:pPr>
       <w:r>
-        <w:t>Выбрать одно из направлений решаемых задач кафедры и  подобрать актуальные программные расширения и современные темы оформления.</w:t>
+        <w:t xml:space="preserve">Выбрать одно из направлений решаемых задач кафедры </w:t>
+      </w:r>
+      <w:proofErr w:type="gramStart"/>
+      <w:r>
+        <w:t>и  подобрать</w:t>
+      </w:r>
+      <w:proofErr w:type="gramEnd"/>
+      <w:r>
+        <w:t xml:space="preserve"> актуальные программные расширения и современные темы оформления.</w:t>
       </w:r>
     </w:p>
     <w:p>
@@ -2398,7 +2204,7 @@
         <w:t xml:space="preserve">Направление: </w:t>
       </w:r>
       <w:r>
-        <w:t>публикация тематической справочной информации</w:t>
+        <w:t>публикация расписания преподавателей</w:t>
       </w:r>
     </w:p>
     <w:p>
@@ -2422,121 +2228,59 @@
         <w:t>QR-код задания (на GIT-репозиторий):</w:t>
       </w:r>
     </w:p>
-    <w:p/>
     <w:p>
       <w:pPr>
         <w:pStyle w:val="a6"/>
         <w:shd w:val="clear" w:color="auto" w:fill="FFFFFF"/>
         <w:spacing w:before="0" w:beforeAutospacing="0" w:after="150" w:afterAutospacing="0"/>
-        <w:jc w:val="both"/>
-      </w:pPr>
-      <w:r>
-        <w:rPr>
-          <w:b/>
-          <w:color w:val="000000"/>
-        </w:rPr>
-        <w:t xml:space="preserve">Задание </w:t>
-      </w:r>
-      <w:r>
-        <w:rPr>
-          <w:b/>
-          <w:color w:val="000000"/>
-        </w:rPr>
-        <w:t>2.2</w:t>
-      </w:r>
-      <w:r>
-        <w:rPr>
-          <w:b/>
-          <w:i/>
-          <w:color w:val="000000"/>
-        </w:rPr>
-        <w:t>. Проанализировать программное решение</w:t>
-      </w:r>
-      <w:r>
-        <w:rPr>
-          <w:b/>
-          <w:i/>
-          <w:color w:val="000000"/>
-        </w:rPr>
-        <w:t xml:space="preserve"> </w:t>
-      </w:r>
-      <w:r>
-        <w:rPr>
-          <w:rFonts w:ascii="Open Sans" w:hAnsi="Open Sans" w:cs="Open Sans"/>
-          <w:color w:val="555555"/>
-          <w:sz w:val="20"/>
-          <w:szCs w:val="20"/>
-        </w:rPr>
-        <w:t> </w:t>
-      </w:r>
-      <w:hyperlink r:id="rId17" w:history="1">
-        <w:r>
-          <w:rPr>
-            <w:rStyle w:val="a5"/>
-            <w:rFonts w:ascii="Open Sans" w:hAnsi="Open Sans" w:cs="Open Sans"/>
-            <w:sz w:val="20"/>
-            <w:szCs w:val="20"/>
-          </w:rPr>
-          <w:t>сайта кафедры ИТиЭО</w:t>
-        </w:r>
-      </w:hyperlink>
-      <w:r>
-        <w:rPr>
-          <w:rFonts w:ascii="Open Sans" w:hAnsi="Open Sans" w:cs="Open Sans"/>
-          <w:color w:val="555555"/>
-          <w:sz w:val="20"/>
-          <w:szCs w:val="20"/>
-        </w:rPr>
-        <w:t> </w:t>
-      </w:r>
-      <w:r>
-        <w:t>(https://ict.herzen.spb.ru/)</w:t>
-      </w:r>
-    </w:p>
-    <w:p>
-      <w:pPr>
-        <w:pStyle w:val="a6"/>
-        <w:shd w:val="clear" w:color="auto" w:fill="FFFFFF"/>
-        <w:spacing w:before="0" w:beforeAutospacing="0" w:after="150" w:afterAutospacing="0"/>
-        <w:jc w:val="both"/>
-      </w:pPr>
-      <w:r>
-        <w:t>Выбрать одно из направлений решаемых задач кафедры и  подобрать актуальные программные расширения и современные темы оформления.</w:t>
-      </w:r>
-    </w:p>
-    <w:p>
-      <w:pPr>
-        <w:pStyle w:val="a6"/>
-        <w:shd w:val="clear" w:color="auto" w:fill="FFFFFF"/>
-        <w:spacing w:before="0" w:beforeAutospacing="0" w:after="150" w:afterAutospacing="0"/>
-      </w:pPr>
-      <w:r>
-        <w:t>Направление: выбрать самостоятельно другое направление</w:t>
-      </w:r>
-    </w:p>
-    <w:p>
-      <w:pPr>
-        <w:spacing w:after="0" w:line="240" w:lineRule="auto"/>
-        <w:jc w:val="both"/>
-        <w:rPr>
-          <w:rFonts w:ascii="Times New Roman" w:eastAsia="Times New Roman" w:hAnsi="Times New Roman"/>
-          <w:color w:val="000000"/>
-          <w:sz w:val="24"/>
-          <w:szCs w:val="24"/>
-        </w:rPr>
-      </w:pPr>
-      <w:r>
-        <w:rPr>
-          <w:rFonts w:ascii="Times New Roman" w:eastAsia="Times New Roman" w:hAnsi="Times New Roman"/>
-          <w:i/>
-          <w:sz w:val="24"/>
-          <w:szCs w:val="24"/>
-        </w:rPr>
-        <w:t>QR-код задания (на GIT-репозиторий):</w:t>
-      </w:r>
-    </w:p>
-    <w:p/>
-    <w:p/>
+      </w:pPr>
+      <w:r>
+        <w:rPr>
+          <w:noProof/>
+        </w:rPr>
+        <w:drawing>
+          <wp:inline distT="0" distB="0" distL="0" distR="0" wp14:anchorId="712A6AE4" wp14:editId="699F6663">
+            <wp:extent cx="1722120" cy="1722120"/>
+            <wp:effectExtent l="0" t="0" r="0" b="0"/>
+            <wp:docPr id="8" name="Рисунок 8"/>
+            <wp:cNvGraphicFramePr>
+              <a:graphicFrameLocks xmlns:a="http://schemas.openxmlformats.org/drawingml/2006/main" noChangeAspect="1"/>
+            </wp:cNvGraphicFramePr>
+            <a:graphic xmlns:a="http://schemas.openxmlformats.org/drawingml/2006/main">
+              <a:graphicData uri="http://schemas.openxmlformats.org/drawingml/2006/picture">
+                <pic:pic xmlns:pic="http://schemas.openxmlformats.org/drawingml/2006/picture">
+                  <pic:nvPicPr>
+                    <pic:cNvPr id="8" name="Рисунок 8"/>
+                    <pic:cNvPicPr/>
+                  </pic:nvPicPr>
+                  <pic:blipFill>
+                    <a:blip r:embed="rId17" cstate="print">
+                      <a:extLst>
+                        <a:ext uri="{28A0092B-C50C-407E-A947-70E740481C1C}">
+                          <a14:useLocalDpi xmlns:a14="http://schemas.microsoft.com/office/drawing/2010/main" val="0"/>
+                        </a:ext>
+                      </a:extLst>
+                    </a:blip>
+                    <a:stretch>
+                      <a:fillRect/>
+                    </a:stretch>
+                  </pic:blipFill>
+                  <pic:spPr>
+                    <a:xfrm>
+                      <a:off x="0" y="0"/>
+                      <a:ext cx="1722120" cy="1722120"/>
+                    </a:xfrm>
+                    <a:prstGeom prst="rect">
+                      <a:avLst/>
+                    </a:prstGeom>
+                  </pic:spPr>
+                </pic:pic>
+              </a:graphicData>
+            </a:graphic>
+          </wp:inline>
+        </w:drawing>
+      </w:r>
+    </w:p>
     <w:p/>
     <w:p>
       <w:pPr>

--- a/PereverzaEA_Practice_3rd-course/Отчет_3курс_ПереверзаЕА.docx
+++ b/PereverzaEA_Practice_3rd-course/Отчет_3курс_ПереверзаЕА.docx
@@ -2183,15 +2183,7 @@
         <w:jc w:val="both"/>
       </w:pPr>
       <w:r>
-        <w:t xml:space="preserve">Выбрать одно из направлений решаемых задач кафедры </w:t>
-      </w:r>
-      <w:proofErr w:type="gramStart"/>
-      <w:r>
-        <w:t>и  подобрать</w:t>
-      </w:r>
-      <w:proofErr w:type="gramEnd"/>
-      <w:r>
-        <w:t xml:space="preserve"> актуальные программные расширения и современные темы оформления.</w:t>
+        <w:t>Выбрать одно из направлений решаемых задач кафедры и  подобрать актуальные программные расширения и современные темы оформления.</w:t>
       </w:r>
     </w:p>
     <w:p>
@@ -2281,6 +2273,20 @@
         </w:drawing>
       </w:r>
     </w:p>
+    <w:p/>
+    <w:p/>
+    <w:p/>
+    <w:p/>
+    <w:p/>
+    <w:p/>
+    <w:p/>
+    <w:p/>
+    <w:p/>
+    <w:p/>
+    <w:p/>
+    <w:p/>
+    <w:p/>
+    <w:p/>
     <w:p/>
     <w:p>
       <w:pPr>
